--- a/flow/20230927_hours/drafts/2025-03-u/08.03.docx
+++ b/flow/20230927_hours/drafts/2025-03-u/08.03.docx
@@ -3561,66 +3561,55 @@
       </w:r>
     </w:p>
     <w:p>
-      <w:r>
-        <w:rPr>
-          <w:rFonts w:ascii="Times New Roman" w:hAnsi="Times New Roman"/>
-          <w:i/>
-          <w:color w:val="FF0000"/>
-          <w:sz w:val="24"/>
-        </w:rPr>
-        <w:t>Тропар (г. 6):</w:t>
-      </w:r>
-      <w:r>
-        <w:rPr>
-          <w:rFonts w:ascii="Times New Roman" w:hAnsi="Times New Roman"/>
-          <w:sz w:val="24"/>
-        </w:rPr>
-        <w:t xml:space="preserve"> Приховано пожив ти, прехвальний,</w:t>
-      </w:r>
-      <w:r>
-        <w:rPr>
-          <w:rFonts w:ascii="Times New Roman" w:hAnsi="Times New Roman"/>
-          <w:sz w:val="24"/>
-          <w:highlight w:val="white"/>
-        </w:rPr>
-        <w:t>*</w:t>
-      </w:r>
-      <w:r>
-        <w:rPr>
-          <w:rFonts w:ascii="Times New Roman" w:hAnsi="Times New Roman"/>
-          <w:sz w:val="24"/>
-        </w:rPr>
-        <w:t xml:space="preserve"> та Христос явив тебе як світило на свічнику мисленному</w:t>
-      </w:r>
-      <w:r>
-        <w:rPr>
-          <w:rFonts w:ascii="Times New Roman" w:hAnsi="Times New Roman"/>
-          <w:sz w:val="24"/>
-          <w:highlight w:val="white"/>
-        </w:rPr>
-        <w:t>*</w:t>
-      </w:r>
-      <w:r>
-        <w:rPr>
-          <w:rFonts w:ascii="Times New Roman" w:hAnsi="Times New Roman"/>
-          <w:sz w:val="24"/>
-        </w:rPr>
-        <w:t xml:space="preserve"> і вручив тобі скрижалі навчань духовних,</w:t>
-      </w:r>
-      <w:r>
-        <w:rPr>
-          <w:rFonts w:ascii="Times New Roman" w:hAnsi="Times New Roman"/>
-          <w:sz w:val="24"/>
-          <w:highlight w:val="white"/>
-        </w:rPr>
-        <w:t>*</w:t>
-      </w:r>
-      <w:r>
-        <w:rPr>
-          <w:rFonts w:ascii="Times New Roman" w:hAnsi="Times New Roman"/>
-          <w:sz w:val="24"/>
-        </w:rPr>
-        <w:t xml:space="preserve"> якими і нас озори.</w:t>
+      <w:pPr>
+        <w:spacing w:line="240" w:lineRule="auto"/>
+        <w:rPr>
+          <w:rFonts w:ascii="Times New Roman" w:hAnsi="Times New Roman"/>
+          <w:i/>
+          <w:color w:val="FF0000"/>
+          <w:sz w:val="24"/>
+        </w:rPr>
+      </w:pPr>
+      <w:r>
+        <w:rPr>
+          <w:rFonts w:ascii="Times New Roman" w:hAnsi="Times New Roman"/>
+          <w:i/>
+          <w:color w:val="FF0000"/>
+          <w:sz w:val="24"/>
+        </w:rPr>
+        <w:t xml:space="preserve">Тропар (г. 2): </w:t>
+      </w:r>
+      <w:r>
+        <w:rPr>
+          <w:rFonts w:ascii="Times New Roman" w:hAnsi="Times New Roman"/>
+          <w:sz w:val="24"/>
+        </w:rPr>
+        <w:t xml:space="preserve">Величні діла віри!* Святий </w:t>
+      </w:r>
+      <w:r>
+        <w:rPr>
+          <w:rFonts w:ascii="Times New Roman" w:hAnsi="Times New Roman"/>
+          <w:i/>
+          <w:iCs/>
+          <w:color w:val="FF0000"/>
+          <w:sz w:val="24"/>
+        </w:rPr>
+        <w:t>Теодор</w:t>
+      </w:r>
+      <w:r>
+        <w:rPr>
+          <w:rFonts w:ascii="Times New Roman" w:hAnsi="Times New Roman"/>
+          <w:color w:val="FF0000"/>
+          <w:sz w:val="24"/>
+        </w:rPr>
+        <w:t xml:space="preserve"> </w:t>
+      </w:r>
+      <w:r>
+        <w:rPr>
+          <w:rFonts w:ascii="Times New Roman" w:hAnsi="Times New Roman"/>
+          <w:sz w:val="24"/>
+        </w:rPr>
+        <w:t>посеред полум'я радувався, немов на водах відпочинку;* вогнем бо спалений, наче хліб солодкий, він приніс себе Тройці.* Його молитвами, Христе Боже, спаси душі наші.</w:t>
       </w:r>
     </w:p>
     <w:p>
@@ -3898,110 +3887,71 @@
       </w:r>
     </w:p>
     <w:p>
-      <w:r>
-        <w:rPr>
-          <w:rFonts w:ascii="Times New Roman" w:hAnsi="Times New Roman"/>
-          <w:i/>
-          <w:color w:val="FF0000"/>
-          <w:sz w:val="24"/>
-        </w:rPr>
-        <w:t xml:space="preserve">Кондак (г. 2): </w:t>
-      </w:r>
-      <w:r>
-        <w:rPr>
-          <w:rFonts w:ascii="Times New Roman" w:hAnsi="Times New Roman"/>
-          <w:sz w:val="24"/>
-        </w:rPr>
-        <w:t>Світильником світлим явився єси</w:t>
-      </w:r>
-      <w:r>
-        <w:rPr>
-          <w:rFonts w:ascii="Times New Roman" w:hAnsi="Times New Roman"/>
-          <w:sz w:val="24"/>
-          <w:highlight w:val="white"/>
-        </w:rPr>
-        <w:t>*</w:t>
-      </w:r>
-      <w:r>
-        <w:rPr>
-          <w:rFonts w:ascii="Times New Roman" w:hAnsi="Times New Roman"/>
-          <w:sz w:val="24"/>
-        </w:rPr>
-        <w:t xml:space="preserve"> аж до країв землі, святителю Теофілакте.</w:t>
-      </w:r>
-      <w:r>
-        <w:rPr>
-          <w:rFonts w:ascii="Times New Roman" w:hAnsi="Times New Roman"/>
-          <w:sz w:val="24"/>
-          <w:highlight w:val="white"/>
-        </w:rPr>
-        <w:t>*</w:t>
-      </w:r>
-      <w:r>
-        <w:rPr>
-          <w:rFonts w:ascii="Times New Roman" w:hAnsi="Times New Roman"/>
-          <w:sz w:val="24"/>
-        </w:rPr>
-        <w:t xml:space="preserve"> Єдиносущним бо Отцю і Духові Слово ти проповідував.</w:t>
-      </w:r>
-      <w:r>
-        <w:rPr>
-          <w:rFonts w:ascii="Times New Roman" w:hAnsi="Times New Roman"/>
-          <w:sz w:val="24"/>
-          <w:highlight w:val="white"/>
-        </w:rPr>
-        <w:t>*</w:t>
-      </w:r>
-      <w:r>
-        <w:rPr>
-          <w:rFonts w:ascii="Times New Roman" w:hAnsi="Times New Roman"/>
-          <w:sz w:val="24"/>
-        </w:rPr>
-        <w:t xml:space="preserve"> Божественних </w:t>
-      </w:r>
-      <w:r>
-        <w:rPr>
-          <w:rFonts w:ascii="Times New Roman" w:hAnsi="Times New Roman"/>
-          <w:sz w:val="24"/>
-        </w:rPr>
-        <w:t>отців собори пояснив єси</w:t>
-      </w:r>
-      <w:r>
-        <w:rPr>
-          <w:rFonts w:ascii="Times New Roman" w:hAnsi="Times New Roman"/>
-          <w:sz w:val="24"/>
-          <w:highlight w:val="white"/>
-        </w:rPr>
-        <w:t>*</w:t>
-      </w:r>
-      <w:r>
-        <w:rPr>
-          <w:rFonts w:ascii="Times New Roman" w:hAnsi="Times New Roman"/>
-          <w:sz w:val="24"/>
-        </w:rPr>
-        <w:t xml:space="preserve"> і Тройці уго</w:t>
-      </w:r>
-      <w:r>
-        <w:rPr>
-          <w:rFonts w:ascii="Times New Roman" w:hAnsi="Times New Roman"/>
-          <w:sz w:val="24"/>
-        </w:rPr>
-        <w:t>дником явився єси,</w:t>
-      </w:r>
-      <w:r>
-        <w:rPr>
-          <w:rFonts w:ascii="Times New Roman" w:hAnsi="Times New Roman"/>
-          <w:sz w:val="24"/>
-          <w:highlight w:val="white"/>
-        </w:rPr>
-        <w:t>*</w:t>
-      </w:r>
-      <w:r>
-        <w:rPr>
-          <w:rFonts w:ascii="Times New Roman" w:hAnsi="Times New Roman"/>
-          <w:sz w:val="24"/>
-        </w:rPr>
-        <w:t xml:space="preserve"> якій предстоячи, молись безупинно за всіх нас.</w:t>
+      <w:pPr>
+        <w:spacing w:line="240" w:lineRule="auto"/>
+        <w:rPr>
+          <w:rFonts w:ascii="Times New Roman" w:hAnsi="Times New Roman"/>
+          <w:i/>
+          <w:color w:val="FF0000"/>
+          <w:sz w:val="24"/>
+        </w:rPr>
+      </w:pPr>
+      <w:r>
+        <w:rPr>
+          <w:rFonts w:ascii="Times New Roman" w:hAnsi="Times New Roman"/>
+          <w:i/>
+          <w:color w:val="FF0000"/>
+          <w:sz w:val="24"/>
+        </w:rPr>
+        <w:t xml:space="preserve">Кондак (г. 8): </w:t>
+      </w:r>
+      <w:r>
+        <w:rPr>
+          <w:rFonts w:ascii="Times New Roman" w:hAnsi="Times New Roman"/>
+          <w:sz w:val="24"/>
+        </w:rPr>
+        <w:t xml:space="preserve">Віру Христову, наче щит,* прийнявши до глибин свого серця,* переміг ти супротивні сили, </w:t>
+      </w:r>
+      <w:r>
+        <w:rPr>
+          <w:rFonts w:ascii="Times New Roman" w:hAnsi="Times New Roman"/>
+          <w:i/>
+          <w:iCs/>
+          <w:color w:val="FF0000"/>
+          <w:sz w:val="24"/>
+        </w:rPr>
+        <w:t>Теодоре</w:t>
+      </w:r>
+      <w:r>
+        <w:rPr>
+          <w:rFonts w:ascii="Times New Roman" w:hAnsi="Times New Roman"/>
+          <w:color w:val="FF0000"/>
+          <w:sz w:val="24"/>
+        </w:rPr>
+        <w:t xml:space="preserve"> </w:t>
+      </w:r>
+      <w:r>
+        <w:rPr>
+          <w:rFonts w:ascii="Times New Roman" w:hAnsi="Times New Roman"/>
+          <w:sz w:val="24"/>
+        </w:rPr>
+        <w:t xml:space="preserve">багатостраждальний,* і, як непереможний, </w:t>
+      </w:r>
+      <w:proofErr w:type="spellStart"/>
+      <w:r>
+        <w:rPr>
+          <w:rFonts w:ascii="Times New Roman" w:hAnsi="Times New Roman"/>
+          <w:sz w:val="24"/>
+        </w:rPr>
+        <w:t>завінчався</w:t>
+      </w:r>
+      <w:proofErr w:type="spellEnd"/>
+      <w:r>
+        <w:rPr>
+          <w:rFonts w:ascii="Times New Roman" w:hAnsi="Times New Roman"/>
+          <w:sz w:val="24"/>
+        </w:rPr>
+        <w:t xml:space="preserve"> вічним вінком небесним.</w:t>
       </w:r>
     </w:p>
     <w:p>
@@ -7876,66 +7826,30 @@
       </w:r>
     </w:p>
     <w:p>
-      <w:r>
-        <w:rPr>
-          <w:rFonts w:ascii="Times New Roman" w:hAnsi="Times New Roman"/>
-          <w:i/>
-          <w:color w:val="FF0000"/>
-          <w:sz w:val="24"/>
-        </w:rPr>
-        <w:t>Тропар (г. 6):</w:t>
-      </w:r>
-      <w:r>
-        <w:rPr>
-          <w:rFonts w:ascii="Times New Roman" w:hAnsi="Times New Roman"/>
-          <w:sz w:val="24"/>
-        </w:rPr>
-        <w:t xml:space="preserve"> Приховано пожив ти, прехвальний,</w:t>
-      </w:r>
-      <w:r>
-        <w:rPr>
-          <w:rFonts w:ascii="Times New Roman" w:hAnsi="Times New Roman"/>
-          <w:sz w:val="24"/>
-          <w:highlight w:val="white"/>
-        </w:rPr>
-        <w:t>*</w:t>
-      </w:r>
-      <w:r>
-        <w:rPr>
-          <w:rFonts w:ascii="Times New Roman" w:hAnsi="Times New Roman"/>
-          <w:sz w:val="24"/>
-        </w:rPr>
-        <w:t xml:space="preserve"> та Христос явив тебе як світило на свічнику мисленному</w:t>
-      </w:r>
-      <w:r>
-        <w:rPr>
-          <w:rFonts w:ascii="Times New Roman" w:hAnsi="Times New Roman"/>
-          <w:sz w:val="24"/>
-          <w:highlight w:val="white"/>
-        </w:rPr>
-        <w:t>*</w:t>
-      </w:r>
-      <w:r>
-        <w:rPr>
-          <w:rFonts w:ascii="Times New Roman" w:hAnsi="Times New Roman"/>
-          <w:sz w:val="24"/>
-        </w:rPr>
-        <w:t xml:space="preserve"> і вручив тобі скрижалі навчань духовних,</w:t>
-      </w:r>
-      <w:r>
-        <w:rPr>
-          <w:rFonts w:ascii="Times New Roman" w:hAnsi="Times New Roman"/>
-          <w:sz w:val="24"/>
-          <w:highlight w:val="white"/>
-        </w:rPr>
-        <w:t>*</w:t>
-      </w:r>
-      <w:r>
-        <w:rPr>
-          <w:rFonts w:ascii="Times New Roman" w:hAnsi="Times New Roman"/>
-          <w:sz w:val="24"/>
-        </w:rPr>
-        <w:t xml:space="preserve"> якими і нас озори.</w:t>
+      <w:pPr>
+        <w:spacing w:line="240" w:lineRule="auto"/>
+        <w:rPr>
+          <w:rFonts w:ascii="Times New Roman" w:hAnsi="Times New Roman"/>
+          <w:i/>
+          <w:color w:val="FF0000"/>
+          <w:sz w:val="24"/>
+        </w:rPr>
+      </w:pPr>
+      <w:r>
+        <w:rPr>
+          <w:rFonts w:ascii="Times New Roman" w:hAnsi="Times New Roman"/>
+          <w:i/>
+          <w:color w:val="FF0000"/>
+          <w:sz w:val="24"/>
+        </w:rPr>
+        <w:t xml:space="preserve">Тропар (г. 2): </w:t>
+      </w:r>
+      <w:r>
+        <w:rPr>
+          <w:rFonts w:ascii="Times New Roman" w:hAnsi="Times New Roman"/>
+          <w:sz w:val="24"/>
+        </w:rPr>
+        <w:t>Величні діла віри!* Святий Теодор посеред полум'я радувався, немов на водах відпочинку;* вогнем бо спалений, наче хліб солодкий, він приніс себе Тройці.* Його молитвами, Христе Боже, спаси душі наші.</w:t>
       </w:r>
     </w:p>
     <w:p>
@@ -8225,110 +8139,70 @@
       </w:r>
     </w:p>
     <w:p>
-      <w:r>
-        <w:rPr>
-          <w:rFonts w:ascii="Times New Roman" w:hAnsi="Times New Roman"/>
-          <w:i/>
-          <w:color w:val="FF0000"/>
-          <w:sz w:val="24"/>
-        </w:rPr>
-        <w:t xml:space="preserve">Кондак (г. 2): </w:t>
-      </w:r>
-      <w:r>
-        <w:rPr>
-          <w:rFonts w:ascii="Times New Roman" w:hAnsi="Times New Roman"/>
-          <w:sz w:val="24"/>
-        </w:rPr>
-        <w:t>Світильником світлим явився єси</w:t>
-      </w:r>
-      <w:r>
-        <w:rPr>
-          <w:rFonts w:ascii="Times New Roman" w:hAnsi="Times New Roman"/>
-          <w:sz w:val="24"/>
-          <w:highlight w:val="white"/>
-        </w:rPr>
-        <w:t>*</w:t>
-      </w:r>
-      <w:r>
-        <w:rPr>
-          <w:rFonts w:ascii="Times New Roman" w:hAnsi="Times New Roman"/>
-          <w:sz w:val="24"/>
-        </w:rPr>
-        <w:t xml:space="preserve"> аж до країв землі, святителю Теофілакте.</w:t>
-      </w:r>
-      <w:r>
-        <w:rPr>
-          <w:rFonts w:ascii="Times New Roman" w:hAnsi="Times New Roman"/>
-          <w:sz w:val="24"/>
-          <w:highlight w:val="white"/>
-        </w:rPr>
-        <w:t>*</w:t>
-      </w:r>
-      <w:r>
-        <w:rPr>
-          <w:rFonts w:ascii="Times New Roman" w:hAnsi="Times New Roman"/>
-          <w:sz w:val="24"/>
-        </w:rPr>
-        <w:t xml:space="preserve"> Єдиносущним бо Отцю і Духові Слово ти проповідував.</w:t>
-      </w:r>
-      <w:r>
-        <w:rPr>
-          <w:rFonts w:ascii="Times New Roman" w:hAnsi="Times New Roman"/>
-          <w:sz w:val="24"/>
-          <w:highlight w:val="white"/>
-        </w:rPr>
-        <w:t>*</w:t>
-      </w:r>
-      <w:r>
-        <w:rPr>
-          <w:rFonts w:ascii="Times New Roman" w:hAnsi="Times New Roman"/>
-          <w:sz w:val="24"/>
-        </w:rPr>
-        <w:t xml:space="preserve"> Божественних </w:t>
-      </w:r>
-      <w:r>
-        <w:rPr>
-          <w:rFonts w:ascii="Times New Roman" w:hAnsi="Times New Roman"/>
-          <w:sz w:val="24"/>
-        </w:rPr>
-        <w:t>отців собори пояснив єси</w:t>
-      </w:r>
-      <w:r>
-        <w:rPr>
-          <w:rFonts w:ascii="Times New Roman" w:hAnsi="Times New Roman"/>
-          <w:sz w:val="24"/>
-          <w:highlight w:val="white"/>
-        </w:rPr>
-        <w:t>*</w:t>
-      </w:r>
-      <w:r>
-        <w:rPr>
-          <w:rFonts w:ascii="Times New Roman" w:hAnsi="Times New Roman"/>
-          <w:sz w:val="24"/>
-        </w:rPr>
-        <w:t xml:space="preserve"> і Тройці уго</w:t>
-      </w:r>
-      <w:r>
-        <w:rPr>
-          <w:rFonts w:ascii="Times New Roman" w:hAnsi="Times New Roman"/>
-          <w:sz w:val="24"/>
-        </w:rPr>
-        <w:t>дником явився єси,</w:t>
-      </w:r>
-      <w:r>
-        <w:rPr>
-          <w:rFonts w:ascii="Times New Roman" w:hAnsi="Times New Roman"/>
-          <w:sz w:val="24"/>
-          <w:highlight w:val="white"/>
-        </w:rPr>
-        <w:t>*</w:t>
-      </w:r>
-      <w:r>
-        <w:rPr>
-          <w:rFonts w:ascii="Times New Roman" w:hAnsi="Times New Roman"/>
-          <w:sz w:val="24"/>
-        </w:rPr>
-        <w:t xml:space="preserve"> якій предстоячи, молись безупинно за всіх нас.</w:t>
+      <w:pPr>
+        <w:spacing w:line="240" w:lineRule="auto"/>
+        <w:rPr>
+          <w:rFonts w:ascii="Times New Roman" w:hAnsi="Times New Roman"/>
+          <w:sz w:val="24"/>
+        </w:rPr>
+      </w:pPr>
+      <w:r>
+        <w:rPr>
+          <w:rFonts w:ascii="Times New Roman" w:hAnsi="Times New Roman"/>
+          <w:i/>
+          <w:color w:val="FF0000"/>
+          <w:sz w:val="24"/>
+        </w:rPr>
+        <w:lastRenderedPageBreak/>
+        <w:t xml:space="preserve">Кондак (г. 8): </w:t>
+      </w:r>
+      <w:r>
+        <w:rPr>
+          <w:rFonts w:ascii="Times New Roman" w:hAnsi="Times New Roman"/>
+          <w:sz w:val="24"/>
+        </w:rPr>
+        <w:t xml:space="preserve">Віру Христову, наче щит,* прийнявши до глибин свого серця,* переміг ти супротивні сили, </w:t>
+      </w:r>
+      <w:r>
+        <w:rPr>
+          <w:rFonts w:ascii="Times New Roman" w:hAnsi="Times New Roman"/>
+          <w:i/>
+          <w:iCs/>
+          <w:color w:val="FF0000"/>
+          <w:sz w:val="24"/>
+        </w:rPr>
+        <w:t>Теодоре</w:t>
+      </w:r>
+      <w:r>
+        <w:rPr>
+          <w:rFonts w:ascii="Times New Roman" w:hAnsi="Times New Roman"/>
+          <w:color w:val="FF0000"/>
+          <w:sz w:val="24"/>
+        </w:rPr>
+        <w:t xml:space="preserve"> </w:t>
+      </w:r>
+      <w:r>
+        <w:rPr>
+          <w:rFonts w:ascii="Times New Roman" w:hAnsi="Times New Roman"/>
+          <w:sz w:val="24"/>
+        </w:rPr>
+        <w:t xml:space="preserve">багатостраждальний,* і, як непереможний, </w:t>
+      </w:r>
+      <w:proofErr w:type="spellStart"/>
+      <w:r>
+        <w:rPr>
+          <w:rFonts w:ascii="Times New Roman" w:hAnsi="Times New Roman"/>
+          <w:sz w:val="24"/>
+        </w:rPr>
+        <w:t>завінчався</w:t>
+      </w:r>
+      <w:proofErr w:type="spellEnd"/>
+      <w:r>
+        <w:rPr>
+          <w:rFonts w:ascii="Times New Roman" w:hAnsi="Times New Roman"/>
+          <w:sz w:val="24"/>
+        </w:rPr>
+        <w:t xml:space="preserve"> вічним вінком небесним.</w:t>
       </w:r>
     </w:p>
     <w:p>
